--- a/public/templates/acta_liberacion.docx
+++ b/public/templates/acta_liberacion.docx
@@ -43,7 +43,21 @@
         <w:rPr>
           <w:color w:val="000000"/>
         </w:rPr>
-        <w:t>FOR-TIC-09. Rev: 01 Fecha: 23/10/2020</w:t>
+        <w:t xml:space="preserve">FOR-TIC-09. </w:t>
+      </w:r>
+      <w:proofErr w:type="spellStart"/>
+      <w:r>
+        <w:rPr>
+          <w:color w:val="000000"/>
+        </w:rPr>
+        <w:t>Rev</w:t>
+      </w:r>
+      <w:proofErr w:type="spellEnd"/>
+      <w:r>
+        <w:rPr>
+          <w:color w:val="000000"/>
+        </w:rPr>
+        <w:t>: 01 Fecha: 23/10/2020</w:t>
       </w:r>
     </w:p>
     <w:p>
@@ -64,40 +78,6 @@
           <w:color w:val="000000"/>
         </w:rPr>
       </w:pPr>
-    </w:p>
-    <w:p>
-      <w:pPr>
-        <w:jc w:val="right"/>
-        <w:rPr>
-          <w:rFonts w:ascii="Arial" w:eastAsia="Arial" w:hAnsi="Arial" w:cs="Arial"/>
-          <w:sz w:val="24"/>
-          <w:szCs w:val="24"/>
-        </w:rPr>
-      </w:pPr>
-      <w:r>
-        <w:rPr>
-          <w:rFonts w:ascii="Arial" w:eastAsia="Arial" w:hAnsi="Arial" w:cs="Arial"/>
-          <w:sz w:val="24"/>
-          <w:szCs w:val="24"/>
-        </w:rPr>
-        <w:t>Documento # 000</w:t>
-      </w:r>
-      <w:r>
-        <w:rPr>
-          <w:rFonts w:ascii="Arial" w:eastAsia="Arial" w:hAnsi="Arial" w:cs="Arial"/>
-          <w:sz w:val="24"/>
-          <w:szCs w:val="24"/>
-        </w:rPr>
-        <w:t>8</w:t>
-      </w:r>
-      <w:r>
-        <w:rPr>
-          <w:rFonts w:ascii="Arial" w:eastAsia="Arial" w:hAnsi="Arial" w:cs="Arial"/>
-          <w:sz w:val="24"/>
-          <w:szCs w:val="24"/>
-        </w:rPr>
-        <w:t>3</w:t>
-      </w:r>
     </w:p>
     <w:p>
       <w:pPr>
@@ -545,7 +525,23 @@
                 <w:sz w:val="20"/>
                 <w:szCs w:val="20"/>
               </w:rPr>
-              <w:t>[observacion]</w:t>
+              <w:t>[</w:t>
+            </w:r>
+            <w:proofErr w:type="spellStart"/>
+            <w:r>
+              <w:rPr>
+                <w:sz w:val="20"/>
+                <w:szCs w:val="20"/>
+              </w:rPr>
+              <w:t>observacion</w:t>
+            </w:r>
+            <w:proofErr w:type="spellEnd"/>
+            <w:r>
+              <w:rPr>
+                <w:sz w:val="20"/>
+                <w:szCs w:val="20"/>
+              </w:rPr>
+              <w:t>]</w:t>
             </w:r>
           </w:p>
         </w:tc>
@@ -1157,6 +1153,7 @@
     <w:lsdException w:name="HTML Sample" w:semiHidden="1" w:unhideWhenUsed="1"/>
     <w:lsdException w:name="HTML Typewriter" w:semiHidden="1" w:unhideWhenUsed="1"/>
     <w:lsdException w:name="HTML Variable" w:semiHidden="1" w:unhideWhenUsed="1"/>
+    <w:lsdException w:name="Normal Table" w:semiHidden="1" w:unhideWhenUsed="1"/>
     <w:lsdException w:name="annotation subject" w:semiHidden="1" w:unhideWhenUsed="1"/>
     <w:lsdException w:name="No List" w:semiHidden="1" w:unhideWhenUsed="1"/>
     <w:lsdException w:name="Outline List 1" w:semiHidden="1" w:unhideWhenUsed="1"/>
@@ -1203,8 +1200,10 @@
     <w:lsdException w:name="Table Subtle 2" w:semiHidden="1" w:unhideWhenUsed="1"/>
     <w:lsdException w:name="Table Web 1" w:semiHidden="1" w:unhideWhenUsed="1"/>
     <w:lsdException w:name="Table Web 2" w:semiHidden="1" w:unhideWhenUsed="1"/>
+    <w:lsdException w:name="Table Web 3" w:semiHidden="1" w:unhideWhenUsed="1"/>
     <w:lsdException w:name="Balloon Text" w:semiHidden="1" w:unhideWhenUsed="1"/>
     <w:lsdException w:name="Table Grid" w:uiPriority="39"/>
+    <w:lsdException w:name="Table Theme" w:semiHidden="1" w:unhideWhenUsed="1"/>
     <w:lsdException w:name="Placeholder Text" w:semiHidden="1"/>
     <w:lsdException w:name="No Spacing" w:uiPriority="1" w:qFormat="1"/>
     <w:lsdException w:name="Light Shading" w:uiPriority="60"/>
